--- a/zht/docx/002.content.docx
+++ b/zht/docx/002.content.docx
@@ -150,26 +150,6 @@
           <w:lang w:val="zh_TW" w:bidi="zh_TW"/>
         </w:rPr>
         <w:t>ai</w:t>
-      </w:r>
-      <w:r>
-        <w:rPr>
-          <w:lang w:val="zh_TW" w:bidi="zh_TW"/>
-        </w:rPr>
-      </w:r>
-    </w:p>
-    <w:p>
-      <w:pPr/>
-      <w:r>
-        <w:rPr>
-          <w:lang w:val="zh_TW" w:bidi="zh_TW"/>
-        </w:rPr>
-      </w:r>
-      <w:r>
-        <w:rPr>
-          <w:i/>
-          <w:lang w:val="zh_TW" w:bidi="zh_TW"/>
-        </w:rPr>
-        <w:t>愛人</w:t>
       </w:r>
       <w:r>
         <w:rPr>

--- a/zht/docx/002.content.docx
+++ b/zht/docx/002.content.docx
@@ -19,7 +19,7 @@
         <w:rPr>
           <w:lang w:val="zh_TW" w:bidi="zh_TW"/>
         </w:rPr>
-        <w:t>Resource: Study Notes - Themes (Tyndale)</w:t>
+        <w:t>Resource: Tyndale Open Study Notes</w:t>
       </w:r>
       <w:r>
         <w:rPr>
@@ -112,7 +112,7 @@
         <w:rPr>
           <w:lang w:val="zh_TW" w:bidi="zh_TW"/>
         </w:rPr>
-        <w:t>Study Notes - Themes (Tyndale)</w:t>
+        <w:t>Tyndale Open Study Notes</w:t>
       </w:r>
     </w:p>
     <w:p>

--- a/zht/docx/002.content.docx
+++ b/zht/docx/002.content.docx
@@ -149,7 +149,7 @@
         <w:rPr>
           <w:lang w:val="zh_TW" w:bidi="zh_TW"/>
         </w:rPr>
-        <w:t>ai</w:t>
+        <w:t>ba</w:t>
       </w:r>
       <w:r>
         <w:rPr>
@@ -212,7 +212,7 @@
         <w:rPr>
           <w:lang w:val="zh_TW" w:bidi="zh_TW"/>
         </w:rPr>
-        <w:t>愛人</w:t>
+        <w:t>巴別：萬國的分散</w:t>
       </w:r>
       <w:r>
         <w:rPr>
@@ -231,7 +231,7 @@
         <w:rPr>
           <w:lang w:val="zh_TW" w:bidi="zh_TW"/>
         </w:rPr>
-        <w:t>耶穌說，愛鄰舍是舊約中第二重要的誡命（</w:t>
+        <w:t>巴別塔的故事說明了語言的障礙如何使列國與族群彼此分隔，並被分散到不同的地理位置。大洪水之後，神審判了極其邪惡的人類，但人類很快又再次悖逆，建造一座「塔頂通天」的塔（</w:t>
       </w:r>
       <w:hyperlink r:id="rId13">
         <w:r>
@@ -242,14 +242,14 @@
             <w:color w:val="0000EE"/>
             <w:u w:val="single"/>
           </w:rPr>
-          <w:t>可12:31</w:t>
+          <w:t>創11:4</w:t>
         </w:r>
       </w:hyperlink>
       <w:r>
         <w:rPr>
           <w:lang w:val="zh_TW" w:bidi="zh_TW"/>
         </w:rPr>
-        <w:t>），整部舊約律法的總綱就是愛（</w:t>
+        <w:t>）。他們不再敬拜神，反而企圖榮耀自己，想要在沒有神的情況下團結一致。神看見他們這種危險的獨立心態與驕傲，知道這會使他們再次走向罪惡與滅亡。因此，神「變亂他們的口音」，並「使眾人分散在全地上」（</w:t>
       </w:r>
       <w:hyperlink r:id="rId14">
         <w:r>
@@ -260,15 +260,9 @@
             <w:color w:val="0000EE"/>
             <w:u w:val="single"/>
           </w:rPr>
-          <w:t>太22:40，</w:t>
+          <w:t>11:7、</w:t>
         </w:r>
       </w:hyperlink>
-      <w:r>
-        <w:rPr>
-          <w:lang w:val="zh_TW" w:bidi="zh_TW"/>
-        </w:rPr>
-        <w:t>參</w:t>
-      </w:r>
       <w:hyperlink r:id="rId15">
         <w:r>
           <w:rPr>
@@ -278,175 +272,7 @@
             <w:color w:val="0000EE"/>
             <w:u w:val="single"/>
           </w:rPr>
-          <w:t>7:12，</w:t>
-        </w:r>
-      </w:hyperlink>
-      <w:hyperlink r:id="rId16">
-        <w:r>
-          <w:rPr>
-            <w:lang w:val="zh_TW" w:bidi="zh_TW"/>
-          </w:rPr>
-          <w:rPr>
-            <w:color w:val="0000EE"/>
-            <w:u w:val="single"/>
-          </w:rPr>
-          <w:t>9:9–13，</w:t>
-        </w:r>
-      </w:hyperlink>
-      <w:hyperlink r:id="rId17">
-        <w:r>
-          <w:rPr>
-            <w:lang w:val="zh_TW" w:bidi="zh_TW"/>
-          </w:rPr>
-          <w:rPr>
-            <w:color w:val="0000EE"/>
-            <w:u w:val="single"/>
-          </w:rPr>
-          <w:t>12:1–13</w:t>
-        </w:r>
-      </w:hyperlink>
-      <w:r>
-        <w:rPr>
-          <w:lang w:val="zh_TW" w:bidi="zh_TW"/>
-        </w:rPr>
-        <w:t>；見</w:t>
-      </w:r>
-      <w:hyperlink r:id="rId18">
-        <w:r>
-          <w:rPr>
-            <w:lang w:val="zh_TW" w:bidi="zh_TW"/>
-          </w:rPr>
-          <w:rPr>
-            <w:color w:val="0000EE"/>
-            <w:u w:val="single"/>
-          </w:rPr>
-          <w:t>羅13:8–10</w:t>
-        </w:r>
-      </w:hyperlink>
-      <w:r>
-        <w:rPr>
-          <w:lang w:val="zh_TW" w:bidi="zh_TW"/>
-        </w:rPr>
-        <w:t>）。耶穌責備法利賽人，因他們缺乏愛心（</w:t>
-      </w:r>
-      <w:hyperlink r:id="rId19">
-        <w:r>
-          <w:rPr>
-            <w:lang w:val="zh_TW" w:bidi="zh_TW"/>
-          </w:rPr>
-          <w:rPr>
-            <w:color w:val="0000EE"/>
-            <w:u w:val="single"/>
-          </w:rPr>
-          <w:t>太9:13，</w:t>
-        </w:r>
-      </w:hyperlink>
-      <w:hyperlink r:id="rId20">
-        <w:r>
-          <w:rPr>
-            <w:lang w:val="zh_TW" w:bidi="zh_TW"/>
-          </w:rPr>
-          <w:rPr>
-            <w:color w:val="0000EE"/>
-            <w:u w:val="single"/>
-          </w:rPr>
-          <w:t>12:7，</w:t>
-        </w:r>
-      </w:hyperlink>
-      <w:hyperlink r:id="rId21">
-        <w:r>
-          <w:rPr>
-            <w:lang w:val="zh_TW" w:bidi="zh_TW"/>
-          </w:rPr>
-          <w:rPr>
-            <w:color w:val="0000EE"/>
-            <w:u w:val="single"/>
-          </w:rPr>
-          <w:t>23:4、</w:t>
-        </w:r>
-      </w:hyperlink>
-      <w:hyperlink r:id="rId22">
-        <w:r>
-          <w:rPr>
-            <w:lang w:val="zh_TW" w:bidi="zh_TW"/>
-          </w:rPr>
-          <w:rPr>
-            <w:color w:val="0000EE"/>
-            <w:u w:val="single"/>
-          </w:rPr>
-          <w:t>13–14、</w:t>
-        </w:r>
-      </w:hyperlink>
-      <w:hyperlink r:id="rId23">
-        <w:r>
-          <w:rPr>
-            <w:lang w:val="zh_TW" w:bidi="zh_TW"/>
-          </w:rPr>
-          <w:rPr>
-            <w:color w:val="0000EE"/>
-            <w:u w:val="single"/>
-          </w:rPr>
-          <w:t>23</w:t>
-        </w:r>
-      </w:hyperlink>
-      <w:r>
-        <w:rPr>
-          <w:lang w:val="zh_TW" w:bidi="zh_TW"/>
-        </w:rPr>
-        <w:t>）。愛是真正跟隨耶穌者的記號（</w:t>
-      </w:r>
-      <w:hyperlink r:id="rId24">
-        <w:r>
-          <w:rPr>
-            <w:lang w:val="zh_TW" w:bidi="zh_TW"/>
-          </w:rPr>
-          <w:rPr>
-            <w:color w:val="0000EE"/>
-            <w:u w:val="single"/>
-          </w:rPr>
-          <w:t>約13:34–35</w:t>
-        </w:r>
-      </w:hyperlink>
-      <w:r>
-        <w:rPr>
-          <w:lang w:val="zh_TW" w:bidi="zh_TW"/>
-        </w:rPr>
-        <w:t>），也是人真正經歷神的證明（</w:t>
-      </w:r>
-      <w:hyperlink r:id="rId25">
-        <w:r>
-          <w:rPr>
-            <w:lang w:val="zh_TW" w:bidi="zh_TW"/>
-          </w:rPr>
-          <w:rPr>
-            <w:color w:val="0000EE"/>
-            <w:u w:val="single"/>
-          </w:rPr>
-          <w:t>約一2:9–11，</w:t>
-        </w:r>
-      </w:hyperlink>
-      <w:hyperlink r:id="rId26">
-        <w:r>
-          <w:rPr>
-            <w:lang w:val="zh_TW" w:bidi="zh_TW"/>
-          </w:rPr>
-          <w:rPr>
-            <w:color w:val="0000EE"/>
-            <w:u w:val="single"/>
-          </w:rPr>
-          <w:t>3:11–18，</w:t>
-        </w:r>
-      </w:hyperlink>
-      <w:hyperlink r:id="rId27">
-        <w:r>
-          <w:rPr>
-            <w:lang w:val="zh_TW" w:bidi="zh_TW"/>
-          </w:rPr>
-          <w:rPr>
-            <w:color w:val="0000EE"/>
-            <w:u w:val="single"/>
-          </w:rPr>
-          <w:t>4:7–21</w:t>
+          <w:t>9</w:t>
         </w:r>
       </w:hyperlink>
       <w:r>
@@ -467,9 +293,9 @@
         <w:rPr>
           <w:lang w:val="zh_TW" w:bidi="zh_TW"/>
         </w:rPr>
-        <w:t>對使徒保羅而言，愛比任何屬靈恩賜都重要，是最首要的品格。愛是「聯絡全德的」（</w:t>
+        <w:t>巴別事件標誌著萬民之間開始產生語言與文化上的差異與誤解。這種分裂直到聖靈降臨時才開始逆轉（見</w:t>
       </w:r>
-      <w:hyperlink r:id="rId28">
+      <w:hyperlink r:id="rId16">
         <w:r>
           <w:rPr>
             <w:lang w:val="zh_TW" w:bidi="zh_TW"/>
@@ -478,43 +304,7 @@
             <w:color w:val="0000EE"/>
             <w:u w:val="single"/>
           </w:rPr>
-          <w:t>西3:14</w:t>
-        </w:r>
-      </w:hyperlink>
-      <w:r>
-        <w:rPr>
-          <w:lang w:val="zh_TW" w:bidi="zh_TW"/>
-        </w:rPr>
-        <w:t>）。若沒有愛，基督徒的事奉毫無價值（</w:t>
-      </w:r>
-      <w:hyperlink r:id="rId29">
-        <w:r>
-          <w:rPr>
-            <w:lang w:val="zh_TW" w:bidi="zh_TW"/>
-          </w:rPr>
-          <w:rPr>
-            <w:color w:val="0000EE"/>
-            <w:u w:val="single"/>
-          </w:rPr>
-          <w:t>林前13:1–3</w:t>
-        </w:r>
-      </w:hyperlink>
-      <w:r>
-        <w:rPr>
-          <w:lang w:val="zh_TW" w:bidi="zh_TW"/>
-        </w:rPr>
-        <w:t>）。保羅將基督徒的倫理總結為「使人生發仁愛的信心」（</w:t>
-      </w:r>
-      <w:hyperlink r:id="rId30">
-        <w:r>
-          <w:rPr>
-            <w:lang w:val="zh_TW" w:bidi="zh_TW"/>
-          </w:rPr>
-          <w:rPr>
-            <w:color w:val="0000EE"/>
-            <w:u w:val="single"/>
-          </w:rPr>
-          <w:t>加5:6</w:t>
+          <w:t>徒2章</w:t>
         </w:r>
       </w:hyperlink>
       <w:r>
@@ -535,9 +325,9 @@
         <w:rPr>
           <w:lang w:val="zh_TW" w:bidi="zh_TW"/>
         </w:rPr>
-        <w:t>愛是從基督徒的信仰自然流露出來的，是聖靈所結的重要果子（</w:t>
+        <w:t>人在巴別塔事件中被分散之後，神透過亞伯拉罕與他後裔，重新與人建立關係（</w:t>
       </w:r>
-      <w:hyperlink r:id="rId31">
+      <w:hyperlink r:id="rId17">
         <w:r>
           <w:rPr>
             <w:lang w:val="zh_TW" w:bidi="zh_TW"/>
@@ -546,14 +336,68 @@
             <w:color w:val="0000EE"/>
             <w:u w:val="single"/>
           </w:rPr>
-          <w:t>加5:22</w:t>
+          <w:t>創12:1–9</w:t>
         </w:r>
       </w:hyperlink>
       <w:r>
         <w:rPr>
           <w:lang w:val="zh_TW" w:bidi="zh_TW"/>
         </w:rPr>
-        <w:t>），也是基督徒事奉的最大動機。隨著屬靈生命的成長，信徒會渴望以基督的愛去愛人如己。</w:t>
+        <w:t>）。與巴別的人不同，亞伯拉罕因「信耶和華」而被神看為義。他不是倚靠自己的成就驕傲自大，而是憑信心倚靠神而活（</w:t>
+      </w:r>
+      <w:hyperlink r:id="rId18">
+        <w:r>
+          <w:rPr>
+            <w:lang w:val="zh_TW" w:bidi="zh_TW"/>
+          </w:rPr>
+          <w:rPr>
+            <w:color w:val="0000EE"/>
+            <w:u w:val="single"/>
+          </w:rPr>
+          <w:t>15:6，</w:t>
+        </w:r>
+      </w:hyperlink>
+      <w:hyperlink r:id="rId19">
+        <w:r>
+          <w:rPr>
+            <w:lang w:val="zh_TW" w:bidi="zh_TW"/>
+          </w:rPr>
+          <w:rPr>
+            <w:color w:val="0000EE"/>
+            <w:u w:val="single"/>
+          </w:rPr>
+          <w:t>17:1，</w:t>
+        </w:r>
+      </w:hyperlink>
+      <w:hyperlink r:id="rId20">
+        <w:r>
+          <w:rPr>
+            <w:lang w:val="zh_TW" w:bidi="zh_TW"/>
+          </w:rPr>
+          <w:rPr>
+            <w:color w:val="0000EE"/>
+            <w:u w:val="single"/>
+          </w:rPr>
+          <w:t>18:19，</w:t>
+        </w:r>
+      </w:hyperlink>
+      <w:hyperlink r:id="rId21">
+        <w:r>
+          <w:rPr>
+            <w:lang w:val="zh_TW" w:bidi="zh_TW"/>
+          </w:rPr>
+          <w:rPr>
+            <w:color w:val="0000EE"/>
+            <w:u w:val="single"/>
+          </w:rPr>
+          <w:t>26:5</w:t>
+        </w:r>
+      </w:hyperlink>
+      <w:r>
+        <w:rPr>
+          <w:lang w:val="zh_TW" w:bidi="zh_TW"/>
+        </w:rPr>
+        <w:t>）。</w:t>
       </w:r>
     </w:p>
     <w:p>
@@ -578,7 +422,7 @@
           <w:lang w:val="zh_TW" w:bidi="zh_TW"/>
         </w:rPr>
       </w:r>
-      <w:hyperlink r:id="rId32">
+      <w:hyperlink r:id="rId22">
         <w:r>
           <w:rPr>
             <w:lang w:val="zh_TW" w:bidi="zh_TW"/>
@@ -587,277 +431,7 @@
             <w:color w:val="0000EE"/>
             <w:u w:val="single"/>
           </w:rPr>
-          <w:t>利19:18</w:t>
-        </w:r>
-      </w:hyperlink>
-      <w:r>
-        <w:rPr>
-          <w:lang w:val="zh_TW" w:bidi="zh_TW"/>
-        </w:rPr>
-        <w:t>；</w:t>
-      </w:r>
-      <w:hyperlink r:id="rId33">
-        <w:r>
-          <w:rPr>
-            <w:lang w:val="zh_TW" w:bidi="zh_TW"/>
-          </w:rPr>
-          <w:rPr>
-            <w:color w:val="0000EE"/>
-            <w:u w:val="single"/>
-          </w:rPr>
-          <w:t>何6:6</w:t>
-        </w:r>
-      </w:hyperlink>
-      <w:r>
-        <w:rPr>
-          <w:lang w:val="zh_TW" w:bidi="zh_TW"/>
-        </w:rPr>
-        <w:t>；</w:t>
-      </w:r>
-      <w:hyperlink r:id="rId15">
-        <w:r>
-          <w:rPr>
-            <w:lang w:val="zh_TW" w:bidi="zh_TW"/>
-          </w:rPr>
-          <w:rPr>
-            <w:color w:val="0000EE"/>
-            <w:u w:val="single"/>
-          </w:rPr>
-          <w:t>太7:12，</w:t>
-        </w:r>
-      </w:hyperlink>
-      <w:hyperlink r:id="rId16">
-        <w:r>
-          <w:rPr>
-            <w:lang w:val="zh_TW" w:bidi="zh_TW"/>
-          </w:rPr>
-          <w:rPr>
-            <w:color w:val="0000EE"/>
-            <w:u w:val="single"/>
-          </w:rPr>
-          <w:t>9:9–13，</w:t>
-        </w:r>
-      </w:hyperlink>
-      <w:hyperlink r:id="rId17">
-        <w:r>
-          <w:rPr>
-            <w:lang w:val="zh_TW" w:bidi="zh_TW"/>
-          </w:rPr>
-          <w:rPr>
-            <w:color w:val="0000EE"/>
-            <w:u w:val="single"/>
-          </w:rPr>
-          <w:t>12:1–13，</w:t>
-        </w:r>
-      </w:hyperlink>
-      <w:hyperlink r:id="rId34">
-        <w:r>
-          <w:rPr>
-            <w:lang w:val="zh_TW" w:bidi="zh_TW"/>
-          </w:rPr>
-          <w:rPr>
-            <w:color w:val="0000EE"/>
-            <w:u w:val="single"/>
-          </w:rPr>
-          <w:t>22:37–40，</w:t>
-        </w:r>
-      </w:hyperlink>
-      <w:hyperlink r:id="rId35">
-        <w:r>
-          <w:rPr>
-            <w:lang w:val="zh_TW" w:bidi="zh_TW"/>
-          </w:rPr>
-          <w:rPr>
-            <w:color w:val="0000EE"/>
-            <w:u w:val="single"/>
-          </w:rPr>
-          <w:t>23:2–4</w:t>
-        </w:r>
-      </w:hyperlink>
-      <w:r>
-        <w:rPr>
-          <w:lang w:val="zh_TW" w:bidi="zh_TW"/>
-        </w:rPr>
-        <w:t>、</w:t>
-      </w:r>
-      <w:hyperlink r:id="rId36">
-        <w:r>
-          <w:rPr>
-            <w:lang w:val="zh_TW" w:bidi="zh_TW"/>
-          </w:rPr>
-          <w:rPr>
-            <w:color w:val="0000EE"/>
-            <w:u w:val="single"/>
-          </w:rPr>
-          <w:t>13</w:t>
-        </w:r>
-      </w:hyperlink>
-      <w:r>
-        <w:rPr>
-          <w:lang w:val="zh_TW" w:bidi="zh_TW"/>
-        </w:rPr>
-        <w:t>、</w:t>
-      </w:r>
-      <w:hyperlink r:id="rId23">
-        <w:r>
-          <w:rPr>
-            <w:lang w:val="zh_TW" w:bidi="zh_TW"/>
-          </w:rPr>
-          <w:rPr>
-            <w:color w:val="0000EE"/>
-            <w:u w:val="single"/>
-          </w:rPr>
-          <w:t>23</w:t>
-        </w:r>
-      </w:hyperlink>
-      <w:r>
-        <w:rPr>
-          <w:lang w:val="zh_TW" w:bidi="zh_TW"/>
-        </w:rPr>
-        <w:t>；</w:t>
-      </w:r>
-      <w:hyperlink r:id="rId24">
-        <w:r>
-          <w:rPr>
-            <w:lang w:val="zh_TW" w:bidi="zh_TW"/>
-          </w:rPr>
-          <w:rPr>
-            <w:color w:val="0000EE"/>
-            <w:u w:val="single"/>
-          </w:rPr>
-          <w:t>約13:34–35</w:t>
-        </w:r>
-      </w:hyperlink>
-      <w:r>
-        <w:rPr>
-          <w:lang w:val="zh_TW" w:bidi="zh_TW"/>
-        </w:rPr>
-        <w:t>；</w:t>
-      </w:r>
-      <w:hyperlink r:id="rId18">
-        <w:r>
-          <w:rPr>
-            <w:lang w:val="zh_TW" w:bidi="zh_TW"/>
-          </w:rPr>
-          <w:rPr>
-            <w:color w:val="0000EE"/>
-            <w:u w:val="single"/>
-          </w:rPr>
-          <w:t>羅13:8–10</w:t>
-        </w:r>
-      </w:hyperlink>
-      <w:r>
-        <w:rPr>
-          <w:lang w:val="zh_TW" w:bidi="zh_TW"/>
-        </w:rPr>
-        <w:t>；</w:t>
-      </w:r>
-      <w:hyperlink r:id="rId37">
-        <w:r>
-          <w:rPr>
-            <w:lang w:val="zh_TW" w:bidi="zh_TW"/>
-          </w:rPr>
-          <w:rPr>
-            <w:color w:val="0000EE"/>
-            <w:u w:val="single"/>
-          </w:rPr>
-          <w:t>林前13:1–13</w:t>
-        </w:r>
-      </w:hyperlink>
-      <w:r>
-        <w:rPr>
-          <w:lang w:val="zh_TW" w:bidi="zh_TW"/>
-        </w:rPr>
-        <w:t>；</w:t>
-      </w:r>
-      <w:hyperlink r:id="rId30">
-        <w:r>
-          <w:rPr>
-            <w:lang w:val="zh_TW" w:bidi="zh_TW"/>
-          </w:rPr>
-          <w:rPr>
-            <w:color w:val="0000EE"/>
-            <w:u w:val="single"/>
-          </w:rPr>
-          <w:t>加5:6</w:t>
-        </w:r>
-      </w:hyperlink>
-      <w:r>
-        <w:rPr>
-          <w:lang w:val="zh_TW" w:bidi="zh_TW"/>
-        </w:rPr>
-        <w:t>、</w:t>
-      </w:r>
-      <w:hyperlink r:id="rId38">
-        <w:r>
-          <w:rPr>
-            <w:lang w:val="zh_TW" w:bidi="zh_TW"/>
-          </w:rPr>
-          <w:rPr>
-            <w:color w:val="0000EE"/>
-            <w:u w:val="single"/>
-          </w:rPr>
-          <w:t>22–23</w:t>
-        </w:r>
-      </w:hyperlink>
-      <w:r>
-        <w:rPr>
-          <w:lang w:val="zh_TW" w:bidi="zh_TW"/>
-        </w:rPr>
-        <w:t>；</w:t>
-      </w:r>
-      <w:hyperlink r:id="rId39">
-        <w:r>
-          <w:rPr>
-            <w:lang w:val="zh_TW" w:bidi="zh_TW"/>
-          </w:rPr>
-          <w:rPr>
-            <w:color w:val="0000EE"/>
-            <w:u w:val="single"/>
-          </w:rPr>
-          <w:t>西3:12–14</w:t>
-        </w:r>
-      </w:hyperlink>
-      <w:r>
-        <w:rPr>
-          <w:lang w:val="zh_TW" w:bidi="zh_TW"/>
-        </w:rPr>
-        <w:t>；</w:t>
-      </w:r>
-      <w:hyperlink r:id="rId40">
-        <w:r>
-          <w:rPr>
-            <w:lang w:val="zh_TW" w:bidi="zh_TW"/>
-          </w:rPr>
-          <w:rPr>
-            <w:color w:val="0000EE"/>
-            <w:u w:val="single"/>
-          </w:rPr>
-          <w:t>約一2:7–11，</w:t>
-        </w:r>
-      </w:hyperlink>
-      <w:hyperlink r:id="rId26">
-        <w:r>
-          <w:rPr>
-            <w:lang w:val="zh_TW" w:bidi="zh_TW"/>
-          </w:rPr>
-          <w:rPr>
-            <w:color w:val="0000EE"/>
-            <w:u w:val="single"/>
-          </w:rPr>
-          <w:t>3:11–18，</w:t>
-        </w:r>
-      </w:hyperlink>
-      <w:hyperlink r:id="rId27">
-        <w:r>
-          <w:rPr>
-            <w:lang w:val="zh_TW" w:bidi="zh_TW"/>
-          </w:rPr>
-          <w:rPr>
-            <w:color w:val="0000EE"/>
-            <w:u w:val="single"/>
-          </w:rPr>
-          <w:t>4:7–21</w:t>
+          <w:t>創11:1–9</w:t>
         </w:r>
       </w:hyperlink>
       <w:r>

--- a/zht/docx/002.content.docx
+++ b/zht/docx/002.content.docx
@@ -19,7 +19,7 @@
         <w:rPr>
           <w:lang w:val="zh_TW" w:bidi="zh_TW"/>
         </w:rPr>
-        <w:t>Resource: Tyndale Open Study Notes</w:t>
+        <w:t>Resource: Aquifer Open Study Notes (Themes)</w:t>
       </w:r>
       <w:r>
         <w:rPr>
@@ -112,7 +112,7 @@
         <w:rPr>
           <w:lang w:val="zh_TW" w:bidi="zh_TW"/>
         </w:rPr>
-        <w:t>Tyndale Open Study Notes</w:t>
+        <w:t>Aquifer Open Study Notes (Themes)</w:t>
       </w:r>
     </w:p>
     <w:p>

--- a/zht/docx/002.content.docx
+++ b/zht/docx/002.content.docx
@@ -233,48 +233,30 @@
         </w:rPr>
         <w:t>巴別塔的故事說明了語言的障礙如何使列國與族群彼此分隔，並被分散到不同的地理位置。大洪水之後，神審判了極其邪惡的人類，但人類很快又再次悖逆，建造一座「塔頂通天」的塔（</w:t>
       </w:r>
-      <w:hyperlink r:id="rId13">
-        <w:r>
-          <w:rPr>
-            <w:lang w:val="zh_TW" w:bidi="zh_TW"/>
-          </w:rPr>
-          <w:rPr>
-            <w:color w:val="0000EE"/>
-            <w:u w:val="single"/>
-          </w:rPr>
-          <w:t>創11:4</w:t>
-        </w:r>
-      </w:hyperlink>
+      <w:r>
+        <w:rPr>
+          <w:lang w:val="zh_TW" w:bidi="zh_TW"/>
+        </w:rPr>
+        <w:t>創11:4</w:t>
+      </w:r>
       <w:r>
         <w:rPr>
           <w:lang w:val="zh_TW" w:bidi="zh_TW"/>
         </w:rPr>
         <w:t>）。他們不再敬拜神，反而企圖榮耀自己，想要在沒有神的情況下團結一致。神看見他們這種危險的獨立心態與驕傲，知道這會使他們再次走向罪惡與滅亡。因此，神「變亂他們的口音」，並「使眾人分散在全地上」（</w:t>
       </w:r>
-      <w:hyperlink r:id="rId14">
-        <w:r>
-          <w:rPr>
-            <w:lang w:val="zh_TW" w:bidi="zh_TW"/>
-          </w:rPr>
-          <w:rPr>
-            <w:color w:val="0000EE"/>
-            <w:u w:val="single"/>
-          </w:rPr>
-          <w:t>11:7、</w:t>
-        </w:r>
-      </w:hyperlink>
-      <w:hyperlink r:id="rId15">
-        <w:r>
-          <w:rPr>
-            <w:lang w:val="zh_TW" w:bidi="zh_TW"/>
-          </w:rPr>
-          <w:rPr>
-            <w:color w:val="0000EE"/>
-            <w:u w:val="single"/>
-          </w:rPr>
-          <w:t>9</w:t>
-        </w:r>
-      </w:hyperlink>
+      <w:r>
+        <w:rPr>
+          <w:lang w:val="zh_TW" w:bidi="zh_TW"/>
+        </w:rPr>
+        <w:t>11:7、</w:t>
+      </w:r>
+      <w:r>
+        <w:rPr>
+          <w:lang w:val="zh_TW" w:bidi="zh_TW"/>
+        </w:rPr>
+        <w:t>9</w:t>
+      </w:r>
       <w:r>
         <w:rPr>
           <w:lang w:val="zh_TW" w:bidi="zh_TW"/>
@@ -295,18 +277,12 @@
         </w:rPr>
         <w:t>巴別事件標誌著萬民之間開始產生語言與文化上的差異與誤解。這種分裂直到聖靈降臨時才開始逆轉（見</w:t>
       </w:r>
-      <w:hyperlink r:id="rId16">
-        <w:r>
-          <w:rPr>
-            <w:lang w:val="zh_TW" w:bidi="zh_TW"/>
-          </w:rPr>
-          <w:rPr>
-            <w:color w:val="0000EE"/>
-            <w:u w:val="single"/>
-          </w:rPr>
-          <w:t>徒2章</w:t>
-        </w:r>
-      </w:hyperlink>
+      <w:r>
+        <w:rPr>
+          <w:lang w:val="zh_TW" w:bidi="zh_TW"/>
+        </w:rPr>
+        <w:t>徒2章</w:t>
+      </w:r>
       <w:r>
         <w:rPr>
           <w:lang w:val="zh_TW" w:bidi="zh_TW"/>
@@ -327,72 +303,42 @@
         </w:rPr>
         <w:t>人在巴別塔事件中被分散之後，神透過亞伯拉罕與他後裔，重新與人建立關係（</w:t>
       </w:r>
-      <w:hyperlink r:id="rId17">
-        <w:r>
-          <w:rPr>
-            <w:lang w:val="zh_TW" w:bidi="zh_TW"/>
-          </w:rPr>
-          <w:rPr>
-            <w:color w:val="0000EE"/>
-            <w:u w:val="single"/>
-          </w:rPr>
-          <w:t>創12:1–9</w:t>
-        </w:r>
-      </w:hyperlink>
+      <w:r>
+        <w:rPr>
+          <w:lang w:val="zh_TW" w:bidi="zh_TW"/>
+        </w:rPr>
+        <w:t>創12:1–9</w:t>
+      </w:r>
       <w:r>
         <w:rPr>
           <w:lang w:val="zh_TW" w:bidi="zh_TW"/>
         </w:rPr>
         <w:t>）。與巴別的人不同，亞伯拉罕因「信耶和華」而被神看為義。他不是倚靠自己的成就驕傲自大，而是憑信心倚靠神而活（</w:t>
       </w:r>
-      <w:hyperlink r:id="rId18">
-        <w:r>
-          <w:rPr>
-            <w:lang w:val="zh_TW" w:bidi="zh_TW"/>
-          </w:rPr>
-          <w:rPr>
-            <w:color w:val="0000EE"/>
-            <w:u w:val="single"/>
-          </w:rPr>
-          <w:t>15:6，</w:t>
-        </w:r>
-      </w:hyperlink>
-      <w:hyperlink r:id="rId19">
-        <w:r>
-          <w:rPr>
-            <w:lang w:val="zh_TW" w:bidi="zh_TW"/>
-          </w:rPr>
-          <w:rPr>
-            <w:color w:val="0000EE"/>
-            <w:u w:val="single"/>
-          </w:rPr>
-          <w:t>17:1，</w:t>
-        </w:r>
-      </w:hyperlink>
-      <w:hyperlink r:id="rId20">
-        <w:r>
-          <w:rPr>
-            <w:lang w:val="zh_TW" w:bidi="zh_TW"/>
-          </w:rPr>
-          <w:rPr>
-            <w:color w:val="0000EE"/>
-            <w:u w:val="single"/>
-          </w:rPr>
-          <w:t>18:19，</w:t>
-        </w:r>
-      </w:hyperlink>
-      <w:hyperlink r:id="rId21">
-        <w:r>
-          <w:rPr>
-            <w:lang w:val="zh_TW" w:bidi="zh_TW"/>
-          </w:rPr>
-          <w:rPr>
-            <w:color w:val="0000EE"/>
-            <w:u w:val="single"/>
-          </w:rPr>
-          <w:t>26:5</w:t>
-        </w:r>
-      </w:hyperlink>
+      <w:r>
+        <w:rPr>
+          <w:lang w:val="zh_TW" w:bidi="zh_TW"/>
+        </w:rPr>
+        <w:t>15:6，</w:t>
+      </w:r>
+      <w:r>
+        <w:rPr>
+          <w:lang w:val="zh_TW" w:bidi="zh_TW"/>
+        </w:rPr>
+        <w:t>17:1，</w:t>
+      </w:r>
+      <w:r>
+        <w:rPr>
+          <w:lang w:val="zh_TW" w:bidi="zh_TW"/>
+        </w:rPr>
+        <w:t>18:19，</w:t>
+      </w:r>
+      <w:r>
+        <w:rPr>
+          <w:lang w:val="zh_TW" w:bidi="zh_TW"/>
+        </w:rPr>
+        <w:t>26:5</w:t>
+      </w:r>
       <w:r>
         <w:rPr>
           <w:lang w:val="zh_TW" w:bidi="zh_TW"/>
@@ -422,18 +368,12 @@
           <w:lang w:val="zh_TW" w:bidi="zh_TW"/>
         </w:rPr>
       </w:r>
-      <w:hyperlink r:id="rId22">
-        <w:r>
-          <w:rPr>
-            <w:lang w:val="zh_TW" w:bidi="zh_TW"/>
-          </w:rPr>
-          <w:rPr>
-            <w:color w:val="0000EE"/>
-            <w:u w:val="single"/>
-          </w:rPr>
-          <w:t>創11:1–9</w:t>
-        </w:r>
-      </w:hyperlink>
+      <w:r>
+        <w:rPr>
+          <w:lang w:val="zh_TW" w:bidi="zh_TW"/>
+        </w:rPr>
+        <w:t>創11:1–9</w:t>
+      </w:r>
       <w:r>
         <w:rPr>
           <w:lang w:val="zh_TW" w:bidi="zh_TW"/>
